--- a/docs/Conceptual Modeling.docx
+++ b/docs/Conceptual Modeling.docx
@@ -2,7 +2,30 @@
 <file path=word/document.xml><?xml version="1.0" encoding="utf-8"?>
 <w:document xmlns:wpc="http://schemas.microsoft.com/office/word/2010/wordprocessingCanvas" xmlns:cx="http://schemas.microsoft.com/office/drawing/2014/chartex" xmlns:cx1="http://schemas.microsoft.com/office/drawing/2015/9/8/chartex" xmlns:cx2="http://schemas.microsoft.com/office/drawing/2015/10/21/chartex" xmlns:cx3="http://schemas.microsoft.com/office/drawing/2016/5/9/chartex" xmlns:cx4="http://schemas.microsoft.com/office/drawing/2016/5/10/chartex" xmlns:cx5="http://schemas.microsoft.com/office/drawing/2016/5/11/chartex" xmlns:cx6="http://schemas.microsoft.com/office/drawing/2016/5/12/chartex" xmlns:cx7="http://schemas.microsoft.com/office/drawing/2016/5/13/chartex" xmlns:cx8="http://schemas.microsoft.com/office/drawing/2016/5/14/chartex" xmlns:mc="http://schemas.openxmlformats.org/markup-compatibility/2006" xmlns:aink="http://schemas.microsoft.com/office/drawing/2016/ink" xmlns:am3d="http://schemas.microsoft.com/office/drawing/2017/model3d" xmlns:o="urn:schemas-microsoft-com:office:office" xmlns:oel="http://schemas.microsoft.com/office/2019/extlst" xmlns:r="http://schemas.openxmlformats.org/officeDocument/2006/relationships" xmlns:m="http://schemas.openxmlformats.org/officeDocument/2006/math" xmlns:v="urn:schemas-microsoft-com:vml" xmlns:wp14="http://schemas.microsoft.com/office/word/2010/wordprocessingDrawing" xmlns:wp="http://schemas.openxmlformats.org/drawingml/2006/wordprocessingDrawing" xmlns:w10="urn:schemas-microsoft-com:office:word" xmlns:w="http://schemas.openxmlformats.org/wordprocessingml/2006/main" xmlns:w14="http://schemas.microsoft.com/office/word/2010/wordml" xmlns:w15="http://schemas.microsoft.com/office/word/2012/wordml" xmlns:w16cex="http://schemas.microsoft.com/office/word/2018/wordml/cex" xmlns:w16cid="http://schemas.microsoft.com/office/word/2016/wordml/cid" xmlns:w16="http://schemas.microsoft.com/office/word/2018/wordml" xmlns:w16sdtdh="http://schemas.microsoft.com/office/word/2020/wordml/sdtdatahash" xmlns:w16se="http://schemas.microsoft.com/office/word/2015/wordml/symex" xmlns:wpg="http://schemas.microsoft.com/office/word/2010/wordprocessingGroup" xmlns:wpi="http://schemas.microsoft.com/office/word/2010/wordprocessingInk" xmlns:wne="http://schemas.microsoft.com/office/word/2006/wordml" xmlns:wps="http://schemas.microsoft.com/office/word/2010/wordprocessingShape" mc:Ignorable="w14 w15 w16se w16cid w16 w16cex w16sdtdh wp14">
   <w:body>
-    <w:p/>
+    <w:p>
+      <w:pPr>
+        <w:jc w:val="center"/>
+        <w:rPr>
+          <w:b/>
+          <w:bCs/>
+          <w:color w:val="4C94D8" w:themeColor="text2" w:themeTint="80"/>
+          <w:sz w:val="44"/>
+          <w:szCs w:val="44"/>
+          <w:u w:val="single"/>
+        </w:rPr>
+      </w:pPr>
+      <w:r>
+        <w:rPr>
+          <w:b/>
+          <w:bCs/>
+          <w:color w:val="4C94D8" w:themeColor="text2" w:themeTint="80"/>
+          <w:sz w:val="44"/>
+          <w:szCs w:val="44"/>
+          <w:u w:val="single"/>
+        </w:rPr>
+        <w:t>PC SALES CONCEPTUAL MODELING</w:t>
+      </w:r>
+    </w:p>
     <w:p>
       <w:pPr>
         <w:rPr>
@@ -14,7 +37,7 @@
           <w:noProof/>
         </w:rPr>
         <w:drawing>
-          <wp:inline distT="0" distB="0" distL="0" distR="0" wp14:anchorId="2B0B9961" wp14:editId="258731AB">
+          <wp:inline distT="0" distB="0" distL="0" distR="0" wp14:anchorId="2B0B9961" wp14:editId="078B7D25">
             <wp:extent cx="6050280" cy="5341620"/>
             <wp:effectExtent l="0" t="0" r="0" b="11430"/>
             <wp:docPr id="1" name="Diagram 1"/>
@@ -86,7 +109,14 @@
           <w:b/>
           <w:bCs/>
         </w:rPr>
-        <w:t>10 dimension</w:t>
+        <w:t>9</w:t>
+      </w:r>
+      <w:r>
+        <w:rPr>
+          <w:b/>
+          <w:bCs/>
+        </w:rPr>
+        <w:t xml:space="preserve"> dimension</w:t>
       </w:r>
       <w:proofErr w:type="gramEnd"/>
       <w:r>
@@ -112,6 +142,7 @@
           <w:b/>
           <w:bCs/>
         </w:rPr>
+        <w:lastRenderedPageBreak/>
         <w:t>Dim Customer</w:t>
       </w:r>
       <w:r>
@@ -130,7 +161,6 @@
           <w:b/>
           <w:bCs/>
         </w:rPr>
-        <w:lastRenderedPageBreak/>
         <w:t>Dim Location</w:t>
       </w:r>
       <w:r>
@@ -203,25 +233,14 @@
           <w:b/>
           <w:bCs/>
         </w:rPr>
-        <w:t>Dim Storage</w:t>
+        <w:t>Dim P</w:t>
       </w:r>
-      <w:r>
-        <w:t xml:space="preserve"> – inventory or warehouse details</w:t>
-      </w:r>
-    </w:p>
-    <w:p>
-      <w:pPr>
-        <w:numPr>
-          <w:ilvl w:val="0"/>
-          <w:numId w:val="1"/>
-        </w:numPr>
-      </w:pPr>
       <w:r>
         <w:rPr>
           <w:b/>
           <w:bCs/>
         </w:rPr>
-        <w:t>Dim PC</w:t>
+        <w:t>roduct</w:t>
       </w:r>
       <w:r>
         <w:t xml:space="preserve"> – the product (personal computer) being sold</w:t>
@@ -2960,42 +2979,6 @@
         </a:p>
       </dgm:t>
     </dgm:pt>
-    <dgm:pt modelId="{A1606264-FEB1-4A7C-BFBE-671B6392EDDE}">
-      <dgm:prSet/>
-      <dgm:spPr/>
-      <dgm:t>
-        <a:bodyPr/>
-        <a:lstStyle/>
-        <a:p>
-          <a:r>
-            <a:rPr lang="en-US" b="1"/>
-            <a:t>Dim Storage</a:t>
-          </a:r>
-        </a:p>
-      </dgm:t>
-    </dgm:pt>
-    <dgm:pt modelId="{2D72943C-213E-421B-81BE-3293184C2D89}" type="parTrans" cxnId="{4085F81B-76A5-4653-A31B-6CB16D458FF8}">
-      <dgm:prSet/>
-      <dgm:spPr/>
-      <dgm:t>
-        <a:bodyPr/>
-        <a:lstStyle/>
-        <a:p>
-          <a:endParaRPr lang="en-US"/>
-        </a:p>
-      </dgm:t>
-    </dgm:pt>
-    <dgm:pt modelId="{40032E29-DD54-455C-8952-972663A4BDFF}" type="sibTrans" cxnId="{4085F81B-76A5-4653-A31B-6CB16D458FF8}">
-      <dgm:prSet/>
-      <dgm:spPr/>
-      <dgm:t>
-        <a:bodyPr/>
-        <a:lstStyle/>
-        <a:p>
-          <a:endParaRPr lang="en-US"/>
-        </a:p>
-      </dgm:t>
-    </dgm:pt>
     <dgm:pt modelId="{6D2E6E6B-8DD3-4BFC-9EC4-1F241D178979}">
       <dgm:prSet/>
       <dgm:spPr/>
@@ -3005,7 +2988,7 @@
         <a:p>
           <a:r>
             <a:rPr lang="en-US" b="1"/>
-            <a:t>Dim PC</a:t>
+            <a:t>Dim Channel</a:t>
           </a:r>
         </a:p>
       </dgm:t>
@@ -3111,10 +3094,7 @@
         <a:bodyPr/>
         <a:lstStyle/>
         <a:p>
-          <a:r>
-            <a:rPr lang="en-US" b="1"/>
-            <a:t>Dim Channel</a:t>
-          </a:r>
+          <a:endParaRPr lang="en-US" b="1"/>
         </a:p>
       </dgm:t>
     </dgm:pt>
@@ -3130,6 +3110,42 @@
       </dgm:t>
     </dgm:pt>
     <dgm:pt modelId="{195A604E-5798-492F-8735-4F7BB8843C1F}" type="sibTrans" cxnId="{E8A81B96-EDD8-4483-9ACF-C9EF984B0FCD}">
+      <dgm:prSet/>
+      <dgm:spPr/>
+      <dgm:t>
+        <a:bodyPr/>
+        <a:lstStyle/>
+        <a:p>
+          <a:endParaRPr lang="en-US"/>
+        </a:p>
+      </dgm:t>
+    </dgm:pt>
+    <dgm:pt modelId="{A1606264-FEB1-4A7C-BFBE-671B6392EDDE}">
+      <dgm:prSet/>
+      <dgm:spPr/>
+      <dgm:t>
+        <a:bodyPr/>
+        <a:lstStyle/>
+        <a:p>
+          <a:r>
+            <a:rPr lang="en-US" b="1"/>
+            <a:t>Dim Product</a:t>
+          </a:r>
+        </a:p>
+      </dgm:t>
+    </dgm:pt>
+    <dgm:pt modelId="{40032E29-DD54-455C-8952-972663A4BDFF}" type="sibTrans" cxnId="{4085F81B-76A5-4653-A31B-6CB16D458FF8}">
+      <dgm:prSet/>
+      <dgm:spPr/>
+      <dgm:t>
+        <a:bodyPr/>
+        <a:lstStyle/>
+        <a:p>
+          <a:endParaRPr lang="en-US"/>
+        </a:p>
+      </dgm:t>
+    </dgm:pt>
+    <dgm:pt modelId="{2D72943C-213E-421B-81BE-3293184C2D89}" type="parTrans" cxnId="{4085F81B-76A5-4653-A31B-6CB16D458FF8}">
       <dgm:prSet/>
       <dgm:spPr/>
       <dgm:t>
@@ -3156,15 +3172,15 @@
       <dgm:spPr/>
     </dgm:pt>
     <dgm:pt modelId="{04689B96-2754-4ECE-B67F-6A20D136238F}" type="pres">
-      <dgm:prSet presAssocID="{C8972863-BDB9-41BE-8AF2-7C2E0A402AC8}" presName="parTrans" presStyleLbl="sibTrans2D1" presStyleIdx="0" presStyleCnt="10"/>
+      <dgm:prSet presAssocID="{C8972863-BDB9-41BE-8AF2-7C2E0A402AC8}" presName="parTrans" presStyleLbl="sibTrans2D1" presStyleIdx="0" presStyleCnt="9"/>
       <dgm:spPr/>
     </dgm:pt>
     <dgm:pt modelId="{3FAFB479-DDA9-43AC-8B55-4ACCD7CE8FFA}" type="pres">
-      <dgm:prSet presAssocID="{C8972863-BDB9-41BE-8AF2-7C2E0A402AC8}" presName="connectorText" presStyleLbl="sibTrans2D1" presStyleIdx="0" presStyleCnt="10"/>
+      <dgm:prSet presAssocID="{C8972863-BDB9-41BE-8AF2-7C2E0A402AC8}" presName="connectorText" presStyleLbl="sibTrans2D1" presStyleIdx="0" presStyleCnt="9"/>
       <dgm:spPr/>
     </dgm:pt>
     <dgm:pt modelId="{22B77DED-22F4-4786-94C7-418A57DE0FB9}" type="pres">
-      <dgm:prSet presAssocID="{06D07532-6D6F-4E76-AA54-65ABE8D3A200}" presName="node" presStyleLbl="node1" presStyleIdx="0" presStyleCnt="10">
+      <dgm:prSet presAssocID="{06D07532-6D6F-4E76-AA54-65ABE8D3A200}" presName="node" presStyleLbl="node1" presStyleIdx="0" presStyleCnt="9">
         <dgm:presLayoutVars>
           <dgm:bulletEnabled val="1"/>
         </dgm:presLayoutVars>
@@ -3172,15 +3188,15 @@
       <dgm:spPr/>
     </dgm:pt>
     <dgm:pt modelId="{7F243366-5AFC-4F73-8960-1D6E54B5203D}" type="pres">
-      <dgm:prSet presAssocID="{67D62E9D-ED1E-4228-8354-B0AD0BC20574}" presName="parTrans" presStyleLbl="sibTrans2D1" presStyleIdx="1" presStyleCnt="10"/>
+      <dgm:prSet presAssocID="{67D62E9D-ED1E-4228-8354-B0AD0BC20574}" presName="parTrans" presStyleLbl="sibTrans2D1" presStyleIdx="1" presStyleCnt="9"/>
       <dgm:spPr/>
     </dgm:pt>
     <dgm:pt modelId="{EA2F77EB-05DD-49EF-A251-92A00B540BED}" type="pres">
-      <dgm:prSet presAssocID="{67D62E9D-ED1E-4228-8354-B0AD0BC20574}" presName="connectorText" presStyleLbl="sibTrans2D1" presStyleIdx="1" presStyleCnt="10"/>
+      <dgm:prSet presAssocID="{67D62E9D-ED1E-4228-8354-B0AD0BC20574}" presName="connectorText" presStyleLbl="sibTrans2D1" presStyleIdx="1" presStyleCnt="9"/>
       <dgm:spPr/>
     </dgm:pt>
     <dgm:pt modelId="{9C025E7E-5E5A-463E-BB74-4C5A65AC3B75}" type="pres">
-      <dgm:prSet presAssocID="{71ED54A6-D6A3-4FAD-9F7F-5A24C6414B67}" presName="node" presStyleLbl="node1" presStyleIdx="1" presStyleCnt="10">
+      <dgm:prSet presAssocID="{71ED54A6-D6A3-4FAD-9F7F-5A24C6414B67}" presName="node" presStyleLbl="node1" presStyleIdx="1" presStyleCnt="9">
         <dgm:presLayoutVars>
           <dgm:bulletEnabled val="1"/>
         </dgm:presLayoutVars>
@@ -3188,15 +3204,15 @@
       <dgm:spPr/>
     </dgm:pt>
     <dgm:pt modelId="{CC2BC08E-19BF-433A-BA3B-3953F651BDE4}" type="pres">
-      <dgm:prSet presAssocID="{B66C4198-8C9E-4078-8D3A-A54028D3C4E7}" presName="parTrans" presStyleLbl="sibTrans2D1" presStyleIdx="2" presStyleCnt="10"/>
+      <dgm:prSet presAssocID="{B66C4198-8C9E-4078-8D3A-A54028D3C4E7}" presName="parTrans" presStyleLbl="sibTrans2D1" presStyleIdx="2" presStyleCnt="9"/>
       <dgm:spPr/>
     </dgm:pt>
     <dgm:pt modelId="{CC99300D-7909-4224-BFCD-C1D954A7ECA2}" type="pres">
-      <dgm:prSet presAssocID="{B66C4198-8C9E-4078-8D3A-A54028D3C4E7}" presName="connectorText" presStyleLbl="sibTrans2D1" presStyleIdx="2" presStyleCnt="10"/>
+      <dgm:prSet presAssocID="{B66C4198-8C9E-4078-8D3A-A54028D3C4E7}" presName="connectorText" presStyleLbl="sibTrans2D1" presStyleIdx="2" presStyleCnt="9"/>
       <dgm:spPr/>
     </dgm:pt>
     <dgm:pt modelId="{DE076367-A813-4D36-874C-2B70BCDF4443}" type="pres">
-      <dgm:prSet presAssocID="{FB6A2C8B-06F4-465E-A61C-29B0004C4A11}" presName="node" presStyleLbl="node1" presStyleIdx="2" presStyleCnt="10">
+      <dgm:prSet presAssocID="{FB6A2C8B-06F4-465E-A61C-29B0004C4A11}" presName="node" presStyleLbl="node1" presStyleIdx="2" presStyleCnt="9">
         <dgm:presLayoutVars>
           <dgm:bulletEnabled val="1"/>
         </dgm:presLayoutVars>
@@ -3204,15 +3220,15 @@
       <dgm:spPr/>
     </dgm:pt>
     <dgm:pt modelId="{D388E9F1-1BF8-4185-86BE-127C34686A15}" type="pres">
-      <dgm:prSet presAssocID="{A58E8754-F9DB-414A-9D25-733527DC10EB}" presName="parTrans" presStyleLbl="sibTrans2D1" presStyleIdx="3" presStyleCnt="10"/>
+      <dgm:prSet presAssocID="{A58E8754-F9DB-414A-9D25-733527DC10EB}" presName="parTrans" presStyleLbl="sibTrans2D1" presStyleIdx="3" presStyleCnt="9"/>
       <dgm:spPr/>
     </dgm:pt>
     <dgm:pt modelId="{1CE9D69A-632C-4041-81CB-21F64B8A59D8}" type="pres">
-      <dgm:prSet presAssocID="{A58E8754-F9DB-414A-9D25-733527DC10EB}" presName="connectorText" presStyleLbl="sibTrans2D1" presStyleIdx="3" presStyleCnt="10"/>
+      <dgm:prSet presAssocID="{A58E8754-F9DB-414A-9D25-733527DC10EB}" presName="connectorText" presStyleLbl="sibTrans2D1" presStyleIdx="3" presStyleCnt="9"/>
       <dgm:spPr/>
     </dgm:pt>
     <dgm:pt modelId="{76EC17B5-8E14-45CC-BF8F-F0B89E154EB7}" type="pres">
-      <dgm:prSet presAssocID="{304B7E54-4B82-4325-86CE-154DE0918745}" presName="node" presStyleLbl="node1" presStyleIdx="3" presStyleCnt="10">
+      <dgm:prSet presAssocID="{304B7E54-4B82-4325-86CE-154DE0918745}" presName="node" presStyleLbl="node1" presStyleIdx="3" presStyleCnt="9">
         <dgm:presLayoutVars>
           <dgm:bulletEnabled val="1"/>
         </dgm:presLayoutVars>
@@ -3220,15 +3236,15 @@
       <dgm:spPr/>
     </dgm:pt>
     <dgm:pt modelId="{7DE8AA16-7421-4F7A-872F-E966C9504669}" type="pres">
-      <dgm:prSet presAssocID="{B7EDF281-60E9-4A65-938E-335A93AE1E7E}" presName="parTrans" presStyleLbl="sibTrans2D1" presStyleIdx="4" presStyleCnt="10"/>
+      <dgm:prSet presAssocID="{B7EDF281-60E9-4A65-938E-335A93AE1E7E}" presName="parTrans" presStyleLbl="sibTrans2D1" presStyleIdx="4" presStyleCnt="9"/>
       <dgm:spPr/>
     </dgm:pt>
     <dgm:pt modelId="{3DCC3D7D-4227-44B1-9501-38598606AC73}" type="pres">
-      <dgm:prSet presAssocID="{B7EDF281-60E9-4A65-938E-335A93AE1E7E}" presName="connectorText" presStyleLbl="sibTrans2D1" presStyleIdx="4" presStyleCnt="10"/>
+      <dgm:prSet presAssocID="{B7EDF281-60E9-4A65-938E-335A93AE1E7E}" presName="connectorText" presStyleLbl="sibTrans2D1" presStyleIdx="4" presStyleCnt="9"/>
       <dgm:spPr/>
     </dgm:pt>
     <dgm:pt modelId="{A9CD2248-0BCB-4F68-A1CB-56A1D36BB2C3}" type="pres">
-      <dgm:prSet presAssocID="{848AEA02-7282-4648-96F6-261565A93DD5}" presName="node" presStyleLbl="node1" presStyleIdx="4" presStyleCnt="10">
+      <dgm:prSet presAssocID="{848AEA02-7282-4648-96F6-261565A93DD5}" presName="node" presStyleLbl="node1" presStyleIdx="4" presStyleCnt="9">
         <dgm:presLayoutVars>
           <dgm:bulletEnabled val="1"/>
         </dgm:presLayoutVars>
@@ -3236,15 +3252,15 @@
       <dgm:spPr/>
     </dgm:pt>
     <dgm:pt modelId="{0E38B06A-2E50-483B-A9A5-8B3292002C11}" type="pres">
-      <dgm:prSet presAssocID="{2D72943C-213E-421B-81BE-3293184C2D89}" presName="parTrans" presStyleLbl="sibTrans2D1" presStyleIdx="5" presStyleCnt="10"/>
+      <dgm:prSet presAssocID="{2D72943C-213E-421B-81BE-3293184C2D89}" presName="parTrans" presStyleLbl="sibTrans2D1" presStyleIdx="5" presStyleCnt="9"/>
       <dgm:spPr/>
     </dgm:pt>
     <dgm:pt modelId="{21AF1542-03D5-4FF7-A67D-C1394F50D8F1}" type="pres">
-      <dgm:prSet presAssocID="{2D72943C-213E-421B-81BE-3293184C2D89}" presName="connectorText" presStyleLbl="sibTrans2D1" presStyleIdx="5" presStyleCnt="10"/>
+      <dgm:prSet presAssocID="{2D72943C-213E-421B-81BE-3293184C2D89}" presName="connectorText" presStyleLbl="sibTrans2D1" presStyleIdx="5" presStyleCnt="9"/>
       <dgm:spPr/>
     </dgm:pt>
     <dgm:pt modelId="{9D311336-9495-4D40-A59F-380649A268B0}" type="pres">
-      <dgm:prSet presAssocID="{A1606264-FEB1-4A7C-BFBE-671B6392EDDE}" presName="node" presStyleLbl="node1" presStyleIdx="5" presStyleCnt="10">
+      <dgm:prSet presAssocID="{A1606264-FEB1-4A7C-BFBE-671B6392EDDE}" presName="node" presStyleLbl="node1" presStyleIdx="5" presStyleCnt="9">
         <dgm:presLayoutVars>
           <dgm:bulletEnabled val="1"/>
         </dgm:presLayoutVars>
@@ -3252,15 +3268,15 @@
       <dgm:spPr/>
     </dgm:pt>
     <dgm:pt modelId="{38832C9F-66B6-4B79-8B69-CDF09A47ECEB}" type="pres">
-      <dgm:prSet presAssocID="{8659D0F2-845D-468F-9B2A-AB5262F8C0D5}" presName="parTrans" presStyleLbl="sibTrans2D1" presStyleIdx="6" presStyleCnt="10"/>
+      <dgm:prSet presAssocID="{8659D0F2-845D-468F-9B2A-AB5262F8C0D5}" presName="parTrans" presStyleLbl="sibTrans2D1" presStyleIdx="6" presStyleCnt="9"/>
       <dgm:spPr/>
     </dgm:pt>
     <dgm:pt modelId="{F4D0B93A-CF78-4E1E-8E13-122D28342198}" type="pres">
-      <dgm:prSet presAssocID="{8659D0F2-845D-468F-9B2A-AB5262F8C0D5}" presName="connectorText" presStyleLbl="sibTrans2D1" presStyleIdx="6" presStyleCnt="10"/>
+      <dgm:prSet presAssocID="{8659D0F2-845D-468F-9B2A-AB5262F8C0D5}" presName="connectorText" presStyleLbl="sibTrans2D1" presStyleIdx="6" presStyleCnt="9"/>
       <dgm:spPr/>
     </dgm:pt>
     <dgm:pt modelId="{5A86A12C-C315-44BC-830B-177A4F27848E}" type="pres">
-      <dgm:prSet presAssocID="{6D2E6E6B-8DD3-4BFC-9EC4-1F241D178979}" presName="node" presStyleLbl="node1" presStyleIdx="6" presStyleCnt="10">
+      <dgm:prSet presAssocID="{6D2E6E6B-8DD3-4BFC-9EC4-1F241D178979}" presName="node" presStyleLbl="node1" presStyleIdx="6" presStyleCnt="9">
         <dgm:presLayoutVars>
           <dgm:bulletEnabled val="1"/>
         </dgm:presLayoutVars>
@@ -3268,15 +3284,15 @@
       <dgm:spPr/>
     </dgm:pt>
     <dgm:pt modelId="{B3820FC6-3E87-46BF-8C6E-C90817A82E36}" type="pres">
-      <dgm:prSet presAssocID="{2FE673C2-6CEC-41F1-AE5D-7515A1DDA1D9}" presName="parTrans" presStyleLbl="sibTrans2D1" presStyleIdx="7" presStyleCnt="10"/>
+      <dgm:prSet presAssocID="{2FE673C2-6CEC-41F1-AE5D-7515A1DDA1D9}" presName="parTrans" presStyleLbl="sibTrans2D1" presStyleIdx="7" presStyleCnt="9"/>
       <dgm:spPr/>
     </dgm:pt>
     <dgm:pt modelId="{7F768621-414B-439A-BF75-D4885E543500}" type="pres">
-      <dgm:prSet presAssocID="{2FE673C2-6CEC-41F1-AE5D-7515A1DDA1D9}" presName="connectorText" presStyleLbl="sibTrans2D1" presStyleIdx="7" presStyleCnt="10"/>
+      <dgm:prSet presAssocID="{2FE673C2-6CEC-41F1-AE5D-7515A1DDA1D9}" presName="connectorText" presStyleLbl="sibTrans2D1" presStyleIdx="7" presStyleCnt="9"/>
       <dgm:spPr/>
     </dgm:pt>
     <dgm:pt modelId="{E19E8FB1-EF22-4E8A-8F2C-3CBAE91F807A}" type="pres">
-      <dgm:prSet presAssocID="{F7E2DE1B-95D5-43A1-82C2-D85425C89CFF}" presName="node" presStyleLbl="node1" presStyleIdx="7" presStyleCnt="10">
+      <dgm:prSet presAssocID="{F7E2DE1B-95D5-43A1-82C2-D85425C89CFF}" presName="node" presStyleLbl="node1" presStyleIdx="7" presStyleCnt="9">
         <dgm:presLayoutVars>
           <dgm:bulletEnabled val="1"/>
         </dgm:presLayoutVars>
@@ -3284,31 +3300,15 @@
       <dgm:spPr/>
     </dgm:pt>
     <dgm:pt modelId="{46C05014-C6A0-42D3-8F5E-D33AABC11972}" type="pres">
-      <dgm:prSet presAssocID="{D22DBA26-BA14-411B-B8AD-CBA32AACEEA4}" presName="parTrans" presStyleLbl="sibTrans2D1" presStyleIdx="8" presStyleCnt="10"/>
+      <dgm:prSet presAssocID="{D22DBA26-BA14-411B-B8AD-CBA32AACEEA4}" presName="parTrans" presStyleLbl="sibTrans2D1" presStyleIdx="8" presStyleCnt="9"/>
       <dgm:spPr/>
     </dgm:pt>
     <dgm:pt modelId="{312085B4-F2B5-4CEA-8C44-238634BED87B}" type="pres">
-      <dgm:prSet presAssocID="{D22DBA26-BA14-411B-B8AD-CBA32AACEEA4}" presName="connectorText" presStyleLbl="sibTrans2D1" presStyleIdx="8" presStyleCnt="10"/>
+      <dgm:prSet presAssocID="{D22DBA26-BA14-411B-B8AD-CBA32AACEEA4}" presName="connectorText" presStyleLbl="sibTrans2D1" presStyleIdx="8" presStyleCnt="9"/>
       <dgm:spPr/>
     </dgm:pt>
     <dgm:pt modelId="{2E51C677-5C3D-47D9-954D-6EDE6EFD795B}" type="pres">
-      <dgm:prSet presAssocID="{830B47B5-31AF-4F07-9E7B-7F9E791EEFC5}" presName="node" presStyleLbl="node1" presStyleIdx="8" presStyleCnt="10">
-        <dgm:presLayoutVars>
-          <dgm:bulletEnabled val="1"/>
-        </dgm:presLayoutVars>
-      </dgm:prSet>
-      <dgm:spPr/>
-    </dgm:pt>
-    <dgm:pt modelId="{8126F1EE-58D7-4D6B-85D3-B6EBABE8467B}" type="pres">
-      <dgm:prSet presAssocID="{BEF1260B-1604-42DB-8D51-AA2E2BB358F7}" presName="parTrans" presStyleLbl="sibTrans2D1" presStyleIdx="9" presStyleCnt="10"/>
-      <dgm:spPr/>
-    </dgm:pt>
-    <dgm:pt modelId="{AE68FB44-CDCB-4F1F-B4B6-88E77B553F8A}" type="pres">
-      <dgm:prSet presAssocID="{BEF1260B-1604-42DB-8D51-AA2E2BB358F7}" presName="connectorText" presStyleLbl="sibTrans2D1" presStyleIdx="9" presStyleCnt="10"/>
-      <dgm:spPr/>
-    </dgm:pt>
-    <dgm:pt modelId="{479758A3-8D46-4123-921F-C52AA118FC3D}" type="pres">
-      <dgm:prSet presAssocID="{9A2C508F-2CF2-49BE-B37F-597766968697}" presName="node" presStyleLbl="node1" presStyleIdx="9" presStyleCnt="10">
+      <dgm:prSet presAssocID="{830B47B5-31AF-4F07-9E7B-7F9E791EEFC5}" presName="node" presStyleLbl="node1" presStyleIdx="8" presStyleCnt="9">
         <dgm:presLayoutVars>
           <dgm:bulletEnabled val="1"/>
         </dgm:presLayoutVars>
@@ -3319,7 +3319,6 @@
   <dgm:cxnLst>
     <dgm:cxn modelId="{92F94D02-7E2B-41D0-B696-F1B6899B0C44}" type="presOf" srcId="{CAF2745A-D0ED-461A-BEFB-B6F077ADFF81}" destId="{D3C87571-B532-4C9A-91CE-074052256A72}" srcOrd="0" destOrd="0" presId="urn:microsoft.com/office/officeart/2005/8/layout/radial5"/>
     <dgm:cxn modelId="{EF70D30D-0F98-4027-B514-2DF390E201F5}" type="presOf" srcId="{67D62E9D-ED1E-4228-8354-B0AD0BC20574}" destId="{EA2F77EB-05DD-49EF-A251-92A00B540BED}" srcOrd="1" destOrd="0" presId="urn:microsoft.com/office/officeart/2005/8/layout/radial5"/>
-    <dgm:cxn modelId="{FA98E716-012C-48FA-9C5E-2D8D496BB60E}" type="presOf" srcId="{BEF1260B-1604-42DB-8D51-AA2E2BB358F7}" destId="{AE68FB44-CDCB-4F1F-B4B6-88E77B553F8A}" srcOrd="1" destOrd="0" presId="urn:microsoft.com/office/officeart/2005/8/layout/radial5"/>
     <dgm:cxn modelId="{B538831B-11FA-4912-AE0A-A266EECF1F7D}" type="presOf" srcId="{B66C4198-8C9E-4078-8D3A-A54028D3C4E7}" destId="{CC99300D-7909-4224-BFCD-C1D954A7ECA2}" srcOrd="1" destOrd="0" presId="urn:microsoft.com/office/officeart/2005/8/layout/radial5"/>
     <dgm:cxn modelId="{144DBE1B-1C46-4287-86FE-9908CAAF2F45}" type="presOf" srcId="{B66C4198-8C9E-4078-8D3A-A54028D3C4E7}" destId="{CC2BC08E-19BF-433A-BA3B-3953F651BDE4}" srcOrd="0" destOrd="0" presId="urn:microsoft.com/office/officeart/2005/8/layout/radial5"/>
     <dgm:cxn modelId="{4085F81B-76A5-4653-A31B-6CB16D458FF8}" srcId="{F5137C43-C9A5-4409-AAAF-658832A5CE3B}" destId="{A1606264-FEB1-4A7C-BFBE-671B6392EDDE}" srcOrd="5" destOrd="0" parTransId="{2D72943C-213E-421B-81BE-3293184C2D89}" sibTransId="{40032E29-DD54-455C-8952-972663A4BDFF}"/>
@@ -3327,7 +3326,6 @@
     <dgm:cxn modelId="{BD02BC25-1109-4699-885C-305F89D04A26}" type="presOf" srcId="{B7EDF281-60E9-4A65-938E-335A93AE1E7E}" destId="{3DCC3D7D-4227-44B1-9501-38598606AC73}" srcOrd="1" destOrd="0" presId="urn:microsoft.com/office/officeart/2005/8/layout/radial5"/>
     <dgm:cxn modelId="{565FF127-4C4A-4903-AA49-31E860C50E7A}" type="presOf" srcId="{C8972863-BDB9-41BE-8AF2-7C2E0A402AC8}" destId="{3FAFB479-DDA9-43AC-8B55-4ACCD7CE8FFA}" srcOrd="1" destOrd="0" presId="urn:microsoft.com/office/officeart/2005/8/layout/radial5"/>
     <dgm:cxn modelId="{89AFAC2D-9994-4209-9492-A690882BC9D0}" type="presOf" srcId="{A58E8754-F9DB-414A-9D25-733527DC10EB}" destId="{1CE9D69A-632C-4041-81CB-21F64B8A59D8}" srcOrd="1" destOrd="0" presId="urn:microsoft.com/office/officeart/2005/8/layout/radial5"/>
-    <dgm:cxn modelId="{D0E87C2F-70E6-454E-B626-CC4FFDF58ABF}" type="presOf" srcId="{BEF1260B-1604-42DB-8D51-AA2E2BB358F7}" destId="{8126F1EE-58D7-4D6B-85D3-B6EBABE8467B}" srcOrd="0" destOrd="0" presId="urn:microsoft.com/office/officeart/2005/8/layout/radial5"/>
     <dgm:cxn modelId="{4B7A6E33-0C09-4E6C-9DAC-98A49FCFDEA0}" type="presOf" srcId="{FB6A2C8B-06F4-465E-A61C-29B0004C4A11}" destId="{DE076367-A813-4D36-874C-2B70BCDF4443}" srcOrd="0" destOrd="0" presId="urn:microsoft.com/office/officeart/2005/8/layout/radial5"/>
     <dgm:cxn modelId="{136ADD33-9013-4483-ADCA-1E38F0BF496F}" srcId="{F5137C43-C9A5-4409-AAAF-658832A5CE3B}" destId="{848AEA02-7282-4648-96F6-261565A93DD5}" srcOrd="4" destOrd="0" parTransId="{B7EDF281-60E9-4A65-938E-335A93AE1E7E}" sibTransId="{0CAB2ED9-F1B7-4426-ABCA-E7C62B980D13}"/>
     <dgm:cxn modelId="{1929E434-9F2D-48FF-BEF8-7BF0C465F255}" type="presOf" srcId="{2FE673C2-6CEC-41F1-AE5D-7515A1DDA1D9}" destId="{B3820FC6-3E87-46BF-8C6E-C90817A82E36}" srcOrd="0" destOrd="0" presId="urn:microsoft.com/office/officeart/2005/8/layout/radial5"/>
@@ -3342,7 +3340,7 @@
     <dgm:cxn modelId="{8142B585-34E9-462C-A5E9-687A700AD5F2}" type="presOf" srcId="{2FE673C2-6CEC-41F1-AE5D-7515A1DDA1D9}" destId="{7F768621-414B-439A-BF75-D4885E543500}" srcOrd="1" destOrd="0" presId="urn:microsoft.com/office/officeart/2005/8/layout/radial5"/>
     <dgm:cxn modelId="{42172188-F28F-4310-B88D-F2D53BEDB1B0}" type="presOf" srcId="{8659D0F2-845D-468F-9B2A-AB5262F8C0D5}" destId="{F4D0B93A-CF78-4E1E-8E13-122D28342198}" srcOrd="1" destOrd="0" presId="urn:microsoft.com/office/officeart/2005/8/layout/radial5"/>
     <dgm:cxn modelId="{423A688A-0285-4478-AC4D-E29747717E15}" type="presOf" srcId="{71ED54A6-D6A3-4FAD-9F7F-5A24C6414B67}" destId="{9C025E7E-5E5A-463E-BB74-4C5A65AC3B75}" srcOrd="0" destOrd="0" presId="urn:microsoft.com/office/officeart/2005/8/layout/radial5"/>
-    <dgm:cxn modelId="{E8A81B96-EDD8-4483-9ACF-C9EF984B0FCD}" srcId="{F5137C43-C9A5-4409-AAAF-658832A5CE3B}" destId="{9A2C508F-2CF2-49BE-B37F-597766968697}" srcOrd="9" destOrd="0" parTransId="{BEF1260B-1604-42DB-8D51-AA2E2BB358F7}" sibTransId="{195A604E-5798-492F-8735-4F7BB8843C1F}"/>
+    <dgm:cxn modelId="{E8A81B96-EDD8-4483-9ACF-C9EF984B0FCD}" srcId="{CAF2745A-D0ED-461A-BEFB-B6F077ADFF81}" destId="{9A2C508F-2CF2-49BE-B37F-597766968697}" srcOrd="1" destOrd="0" parTransId="{BEF1260B-1604-42DB-8D51-AA2E2BB358F7}" sibTransId="{195A604E-5798-492F-8735-4F7BB8843C1F}"/>
     <dgm:cxn modelId="{71D0AC99-571B-4833-AB7B-74A4B716C4C2}" type="presOf" srcId="{67D62E9D-ED1E-4228-8354-B0AD0BC20574}" destId="{7F243366-5AFC-4F73-8960-1D6E54B5203D}" srcOrd="0" destOrd="0" presId="urn:microsoft.com/office/officeart/2005/8/layout/radial5"/>
     <dgm:cxn modelId="{A456BB9A-1692-4808-ADE9-1B58209FF77A}" type="presOf" srcId="{6D2E6E6B-8DD3-4BFC-9EC4-1F241D178979}" destId="{5A86A12C-C315-44BC-830B-177A4F27848E}" srcOrd="0" destOrd="0" presId="urn:microsoft.com/office/officeart/2005/8/layout/radial5"/>
     <dgm:cxn modelId="{C369A19E-E3B9-4A49-9BBB-80BC5F3EB087}" type="presOf" srcId="{8659D0F2-845D-468F-9B2A-AB5262F8C0D5}" destId="{38832C9F-66B6-4B79-8B69-CDF09A47ECEB}" srcOrd="0" destOrd="0" presId="urn:microsoft.com/office/officeart/2005/8/layout/radial5"/>
@@ -3358,7 +3356,6 @@
     <dgm:cxn modelId="{00D28EDB-763A-4908-93EC-B9E2EA95B0EE}" type="presOf" srcId="{C8972863-BDB9-41BE-8AF2-7C2E0A402AC8}" destId="{04689B96-2754-4ECE-B67F-6A20D136238F}" srcOrd="0" destOrd="0" presId="urn:microsoft.com/office/officeart/2005/8/layout/radial5"/>
     <dgm:cxn modelId="{E2EDA2DB-7358-4829-AE6D-647A519A7E84}" type="presOf" srcId="{A1606264-FEB1-4A7C-BFBE-671B6392EDDE}" destId="{9D311336-9495-4D40-A59F-380649A268B0}" srcOrd="0" destOrd="0" presId="urn:microsoft.com/office/officeart/2005/8/layout/radial5"/>
     <dgm:cxn modelId="{59B437E2-BDD7-4070-8C01-0C3FFCAEEBD3}" type="presOf" srcId="{A58E8754-F9DB-414A-9D25-733527DC10EB}" destId="{D388E9F1-1BF8-4185-86BE-127C34686A15}" srcOrd="0" destOrd="0" presId="urn:microsoft.com/office/officeart/2005/8/layout/radial5"/>
-    <dgm:cxn modelId="{8102BEE8-72CE-4839-9D6C-0444AFF8A06B}" type="presOf" srcId="{9A2C508F-2CF2-49BE-B37F-597766968697}" destId="{479758A3-8D46-4123-921F-C52AA118FC3D}" srcOrd="0" destOrd="0" presId="urn:microsoft.com/office/officeart/2005/8/layout/radial5"/>
     <dgm:cxn modelId="{C013A6FB-5DB8-4042-A787-727AE31CA9AB}" type="presOf" srcId="{848AEA02-7282-4648-96F6-261565A93DD5}" destId="{A9CD2248-0BCB-4F68-A1CB-56A1D36BB2C3}" srcOrd="0" destOrd="0" presId="urn:microsoft.com/office/officeart/2005/8/layout/radial5"/>
     <dgm:cxn modelId="{73C5A821-2A64-4463-A22D-386424FC4DD1}" type="presParOf" srcId="{D3C87571-B532-4C9A-91CE-074052256A72}" destId="{A157872D-FEBF-4D91-A307-6F4A566735F6}" srcOrd="0" destOrd="0" presId="urn:microsoft.com/office/officeart/2005/8/layout/radial5"/>
     <dgm:cxn modelId="{ACE54192-05B8-4DC6-BF1C-AA7D6E23B92C}" type="presParOf" srcId="{D3C87571-B532-4C9A-91CE-074052256A72}" destId="{04689B96-2754-4ECE-B67F-6A20D136238F}" srcOrd="1" destOrd="0" presId="urn:microsoft.com/office/officeart/2005/8/layout/radial5"/>
@@ -3388,9 +3385,6 @@
     <dgm:cxn modelId="{760F81DB-1827-44DE-9A8D-755358587039}" type="presParOf" srcId="{D3C87571-B532-4C9A-91CE-074052256A72}" destId="{46C05014-C6A0-42D3-8F5E-D33AABC11972}" srcOrd="17" destOrd="0" presId="urn:microsoft.com/office/officeart/2005/8/layout/radial5"/>
     <dgm:cxn modelId="{F11B47A3-83A9-4522-8BE8-18C8D43B7A36}" type="presParOf" srcId="{46C05014-C6A0-42D3-8F5E-D33AABC11972}" destId="{312085B4-F2B5-4CEA-8C44-238634BED87B}" srcOrd="0" destOrd="0" presId="urn:microsoft.com/office/officeart/2005/8/layout/radial5"/>
     <dgm:cxn modelId="{6621642B-33CF-4A75-A565-6506D37205C2}" type="presParOf" srcId="{D3C87571-B532-4C9A-91CE-074052256A72}" destId="{2E51C677-5C3D-47D9-954D-6EDE6EFD795B}" srcOrd="18" destOrd="0" presId="urn:microsoft.com/office/officeart/2005/8/layout/radial5"/>
-    <dgm:cxn modelId="{7E8D4C28-5EDA-48F6-AA7E-07A6B929B1E0}" type="presParOf" srcId="{D3C87571-B532-4C9A-91CE-074052256A72}" destId="{8126F1EE-58D7-4D6B-85D3-B6EBABE8467B}" srcOrd="19" destOrd="0" presId="urn:microsoft.com/office/officeart/2005/8/layout/radial5"/>
-    <dgm:cxn modelId="{14C2790C-403E-4AF5-BB55-956DDDD19EE2}" type="presParOf" srcId="{8126F1EE-58D7-4D6B-85D3-B6EBABE8467B}" destId="{AE68FB44-CDCB-4F1F-B4B6-88E77B553F8A}" srcOrd="0" destOrd="0" presId="urn:microsoft.com/office/officeart/2005/8/layout/radial5"/>
-    <dgm:cxn modelId="{AC7595B2-7BBA-45D8-AC0C-65F76439EFBD}" type="presParOf" srcId="{D3C87571-B532-4C9A-91CE-074052256A72}" destId="{479758A3-8D46-4123-921F-C52AA118FC3D}" srcOrd="20" destOrd="0" presId="urn:microsoft.com/office/officeart/2005/8/layout/radial5"/>
   </dgm:cxnLst>
   <dgm:bg/>
   <dgm:whole/>
@@ -3417,8 +3411,8 @@
       </dsp:nvSpPr>
       <dsp:spPr>
         <a:xfrm>
-          <a:off x="2604855" y="2250525"/>
-          <a:ext cx="840569" cy="840569"/>
+          <a:off x="2558399" y="2268825"/>
+          <a:ext cx="933480" cy="933480"/>
         </a:xfrm>
         <a:prstGeom prst="ellipse">
           <a:avLst/>
@@ -3460,12 +3454,12 @@
         </a:fontRef>
       </dsp:style>
       <dsp:txBody>
-        <a:bodyPr spcFirstLastPara="0" vert="horz" wrap="square" lIns="22860" tIns="22860" rIns="22860" bIns="22860" numCol="1" spcCol="1270" anchor="ctr" anchorCtr="0">
+        <a:bodyPr spcFirstLastPara="0" vert="horz" wrap="square" lIns="25400" tIns="25400" rIns="25400" bIns="25400" numCol="1" spcCol="1270" anchor="ctr" anchorCtr="0">
           <a:noAutofit/>
         </a:bodyPr>
         <a:lstStyle/>
         <a:p>
-          <a:pPr marL="0" lvl="0" indent="0" algn="ctr" defTabSz="800100">
+          <a:pPr marL="0" lvl="0" indent="0" algn="ctr" defTabSz="889000">
             <a:lnSpc>
               <a:spcPct val="90000"/>
             </a:lnSpc>
@@ -3478,14 +3472,14 @@
             <a:buNone/>
           </a:pPr>
           <a:r>
-            <a:rPr lang="en-US" sz="1800" kern="1200"/>
+            <a:rPr lang="en-US" sz="2000" kern="1200"/>
             <a:t>Fact Sales</a:t>
           </a:r>
         </a:p>
       </dsp:txBody>
       <dsp:txXfrm>
-        <a:off x="2727953" y="2373623"/>
-        <a:ext cx="594373" cy="594373"/>
+        <a:off x="2695104" y="2405530"/>
+        <a:ext cx="660070" cy="660070"/>
       </dsp:txXfrm>
     </dsp:sp>
     <dsp:sp modelId="{04689B96-2754-4ECE-B67F-6A20D136238F}">
@@ -3495,8 +3489,8 @@
       </dsp:nvSpPr>
       <dsp:spPr>
         <a:xfrm rot="16200000">
-          <a:off x="2707026" y="1525420"/>
-          <a:ext cx="636227" cy="285793"/>
+          <a:off x="2732598" y="1574727"/>
+          <a:ext cx="585083" cy="317383"/>
         </a:xfrm>
         <a:prstGeom prst="rightArrow">
           <a:avLst>
@@ -3538,7 +3532,7 @@
         </a:bodyPr>
         <a:lstStyle/>
         <a:p>
-          <a:pPr marL="0" lvl="0" indent="0" algn="ctr" defTabSz="533400">
+          <a:pPr marL="0" lvl="0" indent="0" algn="ctr" defTabSz="577850">
             <a:lnSpc>
               <a:spcPct val="90000"/>
             </a:lnSpc>
@@ -3550,12 +3544,12 @@
             </a:spcAft>
             <a:buNone/>
           </a:pPr>
-          <a:endParaRPr lang="en-US" sz="1200" kern="1200"/>
+          <a:endParaRPr lang="en-US" sz="1300" kern="1200"/>
         </a:p>
       </dsp:txBody>
       <dsp:txXfrm>
-        <a:off x="2749895" y="1625448"/>
-        <a:ext cx="550489" cy="171475"/>
+        <a:off x="2780206" y="1685812"/>
+        <a:ext cx="489868" cy="190429"/>
       </dsp:txXfrm>
     </dsp:sp>
     <dsp:sp modelId="{22B77DED-22F4-4786-94C7-418A57DE0FB9}">
@@ -3565,8 +3559,8 @@
       </dsp:nvSpPr>
       <dsp:spPr>
         <a:xfrm>
-          <a:off x="2505694" y="11204"/>
-          <a:ext cx="1038891" cy="1038891"/>
+          <a:off x="2448278" y="11171"/>
+          <a:ext cx="1153723" cy="1153723"/>
         </a:xfrm>
         <a:prstGeom prst="ellipse">
           <a:avLst/>
@@ -3608,12 +3602,12 @@
         </a:fontRef>
       </dsp:style>
       <dsp:txBody>
-        <a:bodyPr spcFirstLastPara="0" vert="horz" wrap="square" lIns="15240" tIns="15240" rIns="15240" bIns="15240" numCol="1" spcCol="1270" anchor="ctr" anchorCtr="0">
+        <a:bodyPr spcFirstLastPara="0" vert="horz" wrap="square" lIns="16510" tIns="16510" rIns="16510" bIns="16510" numCol="1" spcCol="1270" anchor="ctr" anchorCtr="0">
           <a:noAutofit/>
         </a:bodyPr>
         <a:lstStyle/>
         <a:p>
-          <a:pPr marL="0" lvl="0" indent="0" algn="ctr" defTabSz="533400">
+          <a:pPr marL="0" lvl="0" indent="0" algn="ctr" defTabSz="577850">
             <a:lnSpc>
               <a:spcPct val="90000"/>
             </a:lnSpc>
@@ -3626,22 +3620,22 @@
             <a:buNone/>
           </a:pPr>
           <a:r>
-            <a:rPr lang="en-US" sz="1200" b="1" kern="1200"/>
+            <a:rPr lang="en-US" sz="1300" b="1" kern="1200"/>
             <a:t>Dim</a:t>
           </a:r>
           <a:r>
-            <a:rPr lang="en-US" sz="1200" kern="1200"/>
+            <a:rPr lang="en-US" sz="1300" kern="1200"/>
             <a:t> </a:t>
           </a:r>
           <a:r>
-            <a:rPr lang="en-US" sz="1200" b="1" kern="1200"/>
+            <a:rPr lang="en-US" sz="1300" b="1" kern="1200"/>
             <a:t>Customer</a:t>
           </a:r>
         </a:p>
       </dsp:txBody>
       <dsp:txXfrm>
-        <a:off x="2657836" y="163346"/>
-        <a:ext cx="734607" cy="734607"/>
+        <a:off x="2617237" y="180130"/>
+        <a:ext cx="815805" cy="815805"/>
       </dsp:txXfrm>
     </dsp:sp>
     <dsp:sp modelId="{7F243366-5AFC-4F73-8960-1D6E54B5203D}">
@@ -3650,9 +3644,9 @@
         <dsp:cNvSpPr/>
       </dsp:nvSpPr>
       <dsp:spPr>
-        <a:xfrm rot="18360000">
-          <a:off x="3296276" y="1716879"/>
-          <a:ext cx="636227" cy="285793"/>
+        <a:xfrm rot="18600000">
+          <a:off x="3376765" y="1809185"/>
+          <a:ext cx="585083" cy="317383"/>
         </a:xfrm>
         <a:prstGeom prst="rightArrow">
           <a:avLst>
@@ -3694,7 +3688,7 @@
         </a:bodyPr>
         <a:lstStyle/>
         <a:p>
-          <a:pPr marL="0" lvl="0" indent="0" algn="ctr" defTabSz="533400">
+          <a:pPr marL="0" lvl="0" indent="0" algn="ctr" defTabSz="577850">
             <a:lnSpc>
               <a:spcPct val="90000"/>
             </a:lnSpc>
@@ -3706,12 +3700,12 @@
             </a:spcAft>
             <a:buNone/>
           </a:pPr>
-          <a:endParaRPr lang="en-US" sz="1200" kern="1200"/>
+          <a:endParaRPr lang="en-US" sz="1300" kern="1200"/>
         </a:p>
       </dsp:txBody>
       <dsp:txXfrm>
-        <a:off x="3313947" y="1808720"/>
-        <a:ext cx="550489" cy="171475"/>
+        <a:off x="3393771" y="1909131"/>
+        <a:ext cx="489868" cy="190429"/>
       </dsp:txXfrm>
     </dsp:sp>
     <dsp:sp modelId="{9C025E7E-5E5A-463E-BB74-4C5A65AC3B75}">
@@ -3721,8 +3715,8 @@
       </dsp:nvSpPr>
       <dsp:spPr>
         <a:xfrm>
-          <a:off x="3763648" y="419938"/>
-          <a:ext cx="1038891" cy="1038891"/>
+          <a:off x="3828686" y="513598"/>
+          <a:ext cx="1153723" cy="1153723"/>
         </a:xfrm>
         <a:prstGeom prst="ellipse">
           <a:avLst/>
@@ -3764,12 +3758,12 @@
         </a:fontRef>
       </dsp:style>
       <dsp:txBody>
-        <a:bodyPr spcFirstLastPara="0" vert="horz" wrap="square" lIns="15240" tIns="15240" rIns="15240" bIns="15240" numCol="1" spcCol="1270" anchor="ctr" anchorCtr="0">
+        <a:bodyPr spcFirstLastPara="0" vert="horz" wrap="square" lIns="16510" tIns="16510" rIns="16510" bIns="16510" numCol="1" spcCol="1270" anchor="ctr" anchorCtr="0">
           <a:noAutofit/>
         </a:bodyPr>
         <a:lstStyle/>
         <a:p>
-          <a:pPr marL="0" lvl="0" indent="0" algn="ctr" defTabSz="533400">
+          <a:pPr marL="0" lvl="0" indent="0" algn="ctr" defTabSz="577850">
             <a:lnSpc>
               <a:spcPct val="90000"/>
             </a:lnSpc>
@@ -3782,22 +3776,22 @@
             <a:buNone/>
           </a:pPr>
           <a:r>
-            <a:rPr lang="en-US" sz="1200" b="1" kern="1200"/>
+            <a:rPr lang="en-US" sz="1300" b="1" kern="1200"/>
             <a:t>Dim</a:t>
           </a:r>
           <a:r>
-            <a:rPr lang="en-US" sz="1200" kern="1200"/>
+            <a:rPr lang="en-US" sz="1300" kern="1200"/>
             <a:t> </a:t>
           </a:r>
           <a:r>
-            <a:rPr lang="en-US" sz="1200" b="1" kern="1200"/>
+            <a:rPr lang="en-US" sz="1300" b="1" kern="1200"/>
             <a:t>location</a:t>
           </a:r>
         </a:p>
       </dsp:txBody>
       <dsp:txXfrm>
-        <a:off x="3915790" y="572080"/>
-        <a:ext cx="734607" cy="734607"/>
+        <a:off x="3997645" y="682557"/>
+        <a:ext cx="815805" cy="815805"/>
       </dsp:txXfrm>
     </dsp:sp>
     <dsp:sp modelId="{CC2BC08E-19BF-433A-BA3B-3953F651BDE4}">
@@ -3806,9 +3800,9 @@
         <dsp:cNvSpPr/>
       </dsp:nvSpPr>
       <dsp:spPr>
-        <a:xfrm rot="20520000">
-          <a:off x="3660453" y="2218125"/>
-          <a:ext cx="636227" cy="285793"/>
+        <a:xfrm rot="21000000">
+          <a:off x="3719520" y="2402853"/>
+          <a:ext cx="585083" cy="317383"/>
         </a:xfrm>
         <a:prstGeom prst="rightArrow">
           <a:avLst>
@@ -3850,7 +3844,7 @@
         </a:bodyPr>
         <a:lstStyle/>
         <a:p>
-          <a:pPr marL="0" lvl="0" indent="0" algn="ctr" defTabSz="533400">
+          <a:pPr marL="0" lvl="0" indent="0" algn="ctr" defTabSz="577850">
             <a:lnSpc>
               <a:spcPct val="90000"/>
             </a:lnSpc>
@@ -3862,12 +3856,12 @@
             </a:spcAft>
             <a:buNone/>
           </a:pPr>
-          <a:endParaRPr lang="en-US" sz="1200" kern="1200"/>
+          <a:endParaRPr lang="en-US" sz="1300" kern="1200"/>
         </a:p>
       </dsp:txBody>
       <dsp:txXfrm>
-        <a:off x="3662551" y="2288531"/>
-        <a:ext cx="550489" cy="171475"/>
+        <a:off x="3720243" y="2474597"/>
+        <a:ext cx="489868" cy="190429"/>
       </dsp:txXfrm>
     </dsp:sp>
     <dsp:sp modelId="{DE076367-A813-4D36-874C-2B70BCDF4443}">
@@ -3877,8 +3871,8 @@
       </dsp:nvSpPr>
       <dsp:spPr>
         <a:xfrm>
-          <a:off x="4541107" y="1490018"/>
-          <a:ext cx="1038891" cy="1038891"/>
+          <a:off x="4563185" y="1785789"/>
+          <a:ext cx="1153723" cy="1153723"/>
         </a:xfrm>
         <a:prstGeom prst="ellipse">
           <a:avLst/>
@@ -3920,12 +3914,12 @@
         </a:fontRef>
       </dsp:style>
       <dsp:txBody>
-        <a:bodyPr spcFirstLastPara="0" vert="horz" wrap="square" lIns="15240" tIns="15240" rIns="15240" bIns="15240" numCol="1" spcCol="1270" anchor="ctr" anchorCtr="0">
+        <a:bodyPr spcFirstLastPara="0" vert="horz" wrap="square" lIns="16510" tIns="16510" rIns="16510" bIns="16510" numCol="1" spcCol="1270" anchor="ctr" anchorCtr="0">
           <a:noAutofit/>
         </a:bodyPr>
         <a:lstStyle/>
         <a:p>
-          <a:pPr marL="0" lvl="0" indent="0" algn="ctr" defTabSz="533400">
+          <a:pPr marL="0" lvl="0" indent="0" algn="ctr" defTabSz="577850">
             <a:lnSpc>
               <a:spcPct val="90000"/>
             </a:lnSpc>
@@ -3938,22 +3932,22 @@
             <a:buNone/>
           </a:pPr>
           <a:r>
-            <a:rPr lang="en-US" sz="1200" b="1" kern="1200"/>
+            <a:rPr lang="en-US" sz="1300" b="1" kern="1200"/>
             <a:t>Dim</a:t>
           </a:r>
           <a:r>
-            <a:rPr lang="en-US" sz="1200" kern="1200"/>
+            <a:rPr lang="en-US" sz="1300" kern="1200"/>
             <a:t> </a:t>
           </a:r>
           <a:r>
-            <a:rPr lang="en-US" sz="1200" b="1" kern="1200"/>
+            <a:rPr lang="en-US" sz="1300" b="1" kern="1200"/>
             <a:t>Date</a:t>
           </a:r>
         </a:p>
       </dsp:txBody>
       <dsp:txXfrm>
-        <a:off x="4693249" y="1642160"/>
-        <a:ext cx="734607" cy="734607"/>
+        <a:off x="4732144" y="1954748"/>
+        <a:ext cx="815805" cy="815805"/>
       </dsp:txXfrm>
     </dsp:sp>
     <dsp:sp modelId="{D388E9F1-1BF8-4185-86BE-127C34686A15}">
@@ -3962,9 +3956,9 @@
         <dsp:cNvSpPr/>
       </dsp:nvSpPr>
       <dsp:spPr>
-        <a:xfrm rot="1080000">
-          <a:off x="3660453" y="2837700"/>
-          <a:ext cx="636227" cy="285793"/>
+        <a:xfrm rot="1800000">
+          <a:off x="3600482" y="3077947"/>
+          <a:ext cx="585083" cy="317383"/>
         </a:xfrm>
         <a:prstGeom prst="rightArrow">
           <a:avLst>
@@ -4006,7 +4000,7 @@
         </a:bodyPr>
         <a:lstStyle/>
         <a:p>
-          <a:pPr marL="0" lvl="0" indent="0" algn="ctr" defTabSz="533400">
+          <a:pPr marL="0" lvl="0" indent="0" algn="ctr" defTabSz="577850">
             <a:lnSpc>
               <a:spcPct val="90000"/>
             </a:lnSpc>
@@ -4018,12 +4012,12 @@
             </a:spcAft>
             <a:buNone/>
           </a:pPr>
-          <a:endParaRPr lang="en-US" sz="1200" kern="1200"/>
+          <a:endParaRPr lang="en-US" sz="1300" kern="1200"/>
         </a:p>
       </dsp:txBody>
       <dsp:txXfrm>
-        <a:off x="3662551" y="2881612"/>
-        <a:ext cx="550489" cy="171475"/>
+        <a:off x="3606860" y="3117620"/>
+        <a:ext cx="489868" cy="190429"/>
       </dsp:txXfrm>
     </dsp:sp>
     <dsp:sp modelId="{76EC17B5-8E14-45CC-BF8F-F0B89E154EB7}">
@@ -4033,8 +4027,8 @@
       </dsp:nvSpPr>
       <dsp:spPr>
         <a:xfrm>
-          <a:off x="4541107" y="2812710"/>
-          <a:ext cx="1038891" cy="1038891"/>
+          <a:off x="4308096" y="3232471"/>
+          <a:ext cx="1153723" cy="1153723"/>
         </a:xfrm>
         <a:prstGeom prst="ellipse">
           <a:avLst/>
@@ -4076,12 +4070,12 @@
         </a:fontRef>
       </dsp:style>
       <dsp:txBody>
-        <a:bodyPr spcFirstLastPara="0" vert="horz" wrap="square" lIns="15240" tIns="15240" rIns="15240" bIns="15240" numCol="1" spcCol="1270" anchor="ctr" anchorCtr="0">
+        <a:bodyPr spcFirstLastPara="0" vert="horz" wrap="square" lIns="16510" tIns="16510" rIns="16510" bIns="16510" numCol="1" spcCol="1270" anchor="ctr" anchorCtr="0">
           <a:noAutofit/>
         </a:bodyPr>
         <a:lstStyle/>
         <a:p>
-          <a:pPr marL="0" lvl="0" indent="0" algn="ctr" defTabSz="533400">
+          <a:pPr marL="0" lvl="0" indent="0" algn="ctr" defTabSz="577850">
             <a:lnSpc>
               <a:spcPct val="90000"/>
             </a:lnSpc>
@@ -4094,14 +4088,14 @@
             <a:buNone/>
           </a:pPr>
           <a:r>
-            <a:rPr lang="en-US" sz="1200" b="1" kern="1200"/>
+            <a:rPr lang="en-US" sz="1300" b="1" kern="1200"/>
             <a:t>Dim Sales Person</a:t>
           </a:r>
         </a:p>
       </dsp:txBody>
       <dsp:txXfrm>
-        <a:off x="4693249" y="2964852"/>
-        <a:ext cx="734607" cy="734607"/>
+        <a:off x="4477055" y="3401430"/>
+        <a:ext cx="815805" cy="815805"/>
       </dsp:txXfrm>
     </dsp:sp>
     <dsp:sp modelId="{7DE8AA16-7421-4F7A-872F-E966C9504669}">
@@ -4110,9 +4104,9 @@
         <dsp:cNvSpPr/>
       </dsp:nvSpPr>
       <dsp:spPr>
-        <a:xfrm rot="3240000">
-          <a:off x="3296276" y="3338947"/>
-          <a:ext cx="636227" cy="285793"/>
+        <a:xfrm rot="4200000">
+          <a:off x="3075352" y="3518584"/>
+          <a:ext cx="585083" cy="317383"/>
         </a:xfrm>
         <a:prstGeom prst="rightArrow">
           <a:avLst>
@@ -4154,7 +4148,7 @@
         </a:bodyPr>
         <a:lstStyle/>
         <a:p>
-          <a:pPr marL="0" lvl="0" indent="0" algn="ctr" defTabSz="533400">
+          <a:pPr marL="0" lvl="0" indent="0" algn="ctr" defTabSz="577850">
             <a:lnSpc>
               <a:spcPct val="90000"/>
             </a:lnSpc>
@@ -4166,12 +4160,12 @@
             </a:spcAft>
             <a:buNone/>
           </a:pPr>
-          <a:endParaRPr lang="en-US" sz="1200" kern="1200"/>
+          <a:endParaRPr lang="en-US" sz="1300" kern="1200"/>
         </a:p>
       </dsp:txBody>
       <dsp:txXfrm>
-        <a:off x="3313947" y="3361424"/>
-        <a:ext cx="550489" cy="171475"/>
+        <a:off x="3106677" y="3537325"/>
+        <a:ext cx="489868" cy="190429"/>
       </dsp:txXfrm>
     </dsp:sp>
     <dsp:sp modelId="{A9CD2248-0BCB-4F68-A1CB-56A1D36BB2C3}">
@@ -4181,8 +4175,8 @@
       </dsp:nvSpPr>
       <dsp:spPr>
         <a:xfrm>
-          <a:off x="3763648" y="3882789"/>
-          <a:ext cx="1038891" cy="1038891"/>
+          <a:off x="3182778" y="4176725"/>
+          <a:ext cx="1153723" cy="1153723"/>
         </a:xfrm>
         <a:prstGeom prst="ellipse">
           <a:avLst/>
@@ -4224,12 +4218,12 @@
         </a:fontRef>
       </dsp:style>
       <dsp:txBody>
-        <a:bodyPr spcFirstLastPara="0" vert="horz" wrap="square" lIns="15240" tIns="15240" rIns="15240" bIns="15240" numCol="1" spcCol="1270" anchor="ctr" anchorCtr="0">
+        <a:bodyPr spcFirstLastPara="0" vert="horz" wrap="square" lIns="16510" tIns="16510" rIns="16510" bIns="16510" numCol="1" spcCol="1270" anchor="ctr" anchorCtr="0">
           <a:noAutofit/>
         </a:bodyPr>
         <a:lstStyle/>
         <a:p>
-          <a:pPr marL="0" lvl="0" indent="0" algn="ctr" defTabSz="533400">
+          <a:pPr marL="0" lvl="0" indent="0" algn="ctr" defTabSz="577850">
             <a:lnSpc>
               <a:spcPct val="90000"/>
             </a:lnSpc>
@@ -4242,14 +4236,14 @@
             <a:buNone/>
           </a:pPr>
           <a:r>
-            <a:rPr lang="en-US" sz="1200" b="1" kern="1200"/>
+            <a:rPr lang="en-US" sz="1300" b="1" kern="1200"/>
             <a:t>Dim Shop</a:t>
           </a:r>
         </a:p>
       </dsp:txBody>
       <dsp:txXfrm>
-        <a:off x="3915790" y="4034931"/>
-        <a:ext cx="734607" cy="734607"/>
+        <a:off x="3351737" y="4345684"/>
+        <a:ext cx="815805" cy="815805"/>
       </dsp:txXfrm>
     </dsp:sp>
     <dsp:sp modelId="{0E38B06A-2E50-483B-A9A5-8B3292002C11}">
@@ -4258,9 +4252,9 @@
         <dsp:cNvSpPr/>
       </dsp:nvSpPr>
       <dsp:spPr>
-        <a:xfrm rot="5400000">
-          <a:off x="2707026" y="3530406"/>
-          <a:ext cx="636227" cy="285793"/>
+        <a:xfrm rot="6600000">
+          <a:off x="2389843" y="3518584"/>
+          <a:ext cx="585083" cy="317383"/>
         </a:xfrm>
         <a:prstGeom prst="rightArrow">
           <a:avLst>
@@ -4302,7 +4296,7 @@
         </a:bodyPr>
         <a:lstStyle/>
         <a:p>
-          <a:pPr marL="0" lvl="0" indent="0" algn="ctr" defTabSz="533400">
+          <a:pPr marL="0" lvl="0" indent="0" algn="ctr" defTabSz="577850">
             <a:lnSpc>
               <a:spcPct val="90000"/>
             </a:lnSpc>
@@ -4314,12 +4308,12 @@
             </a:spcAft>
             <a:buNone/>
           </a:pPr>
-          <a:endParaRPr lang="en-US" sz="1200" kern="1200"/>
+          <a:endParaRPr lang="en-US" sz="1300" kern="1200"/>
         </a:p>
       </dsp:txBody>
-      <dsp:txXfrm>
-        <a:off x="2749895" y="3544696"/>
-        <a:ext cx="550489" cy="171475"/>
+      <dsp:txXfrm rot="10800000">
+        <a:off x="2453733" y="3537325"/>
+        <a:ext cx="489868" cy="190429"/>
       </dsp:txXfrm>
     </dsp:sp>
     <dsp:sp modelId="{9D311336-9495-4D40-A59F-380649A268B0}">
@@ -4329,8 +4323,8 @@
       </dsp:nvSpPr>
       <dsp:spPr>
         <a:xfrm>
-          <a:off x="2505694" y="4291524"/>
-          <a:ext cx="1038891" cy="1038891"/>
+          <a:off x="1713778" y="4176725"/>
+          <a:ext cx="1153723" cy="1153723"/>
         </a:xfrm>
         <a:prstGeom prst="ellipse">
           <a:avLst/>
@@ -4372,12 +4366,12 @@
         </a:fontRef>
       </dsp:style>
       <dsp:txBody>
-        <a:bodyPr spcFirstLastPara="0" vert="horz" wrap="square" lIns="15240" tIns="15240" rIns="15240" bIns="15240" numCol="1" spcCol="1270" anchor="ctr" anchorCtr="0">
+        <a:bodyPr spcFirstLastPara="0" vert="horz" wrap="square" lIns="16510" tIns="16510" rIns="16510" bIns="16510" numCol="1" spcCol="1270" anchor="ctr" anchorCtr="0">
           <a:noAutofit/>
         </a:bodyPr>
         <a:lstStyle/>
         <a:p>
-          <a:pPr marL="0" lvl="0" indent="0" algn="ctr" defTabSz="533400">
+          <a:pPr marL="0" lvl="0" indent="0" algn="ctr" defTabSz="577850">
             <a:lnSpc>
               <a:spcPct val="90000"/>
             </a:lnSpc>
@@ -4390,14 +4384,14 @@
             <a:buNone/>
           </a:pPr>
           <a:r>
-            <a:rPr lang="en-US" sz="1200" b="1" kern="1200"/>
-            <a:t>Dim Storage</a:t>
+            <a:rPr lang="en-US" sz="1300" b="1" kern="1200"/>
+            <a:t>Dim Product</a:t>
           </a:r>
         </a:p>
       </dsp:txBody>
       <dsp:txXfrm>
-        <a:off x="2657836" y="4443666"/>
-        <a:ext cx="734607" cy="734607"/>
+        <a:off x="1882737" y="4345684"/>
+        <a:ext cx="815805" cy="815805"/>
       </dsp:txXfrm>
     </dsp:sp>
     <dsp:sp modelId="{38832C9F-66B6-4B79-8B69-CDF09A47ECEB}">
@@ -4406,9 +4400,9 @@
         <dsp:cNvSpPr/>
       </dsp:nvSpPr>
       <dsp:spPr>
-        <a:xfrm rot="7560000">
-          <a:off x="2117775" y="3338947"/>
-          <a:ext cx="636227" cy="285793"/>
+        <a:xfrm rot="9000000">
+          <a:off x="1864713" y="3077947"/>
+          <a:ext cx="585083" cy="317383"/>
         </a:xfrm>
         <a:prstGeom prst="rightArrow">
           <a:avLst>
@@ -4450,7 +4444,7 @@
         </a:bodyPr>
         <a:lstStyle/>
         <a:p>
-          <a:pPr marL="0" lvl="0" indent="0" algn="ctr" defTabSz="533400">
+          <a:pPr marL="0" lvl="0" indent="0" algn="ctr" defTabSz="577850">
             <a:lnSpc>
               <a:spcPct val="90000"/>
             </a:lnSpc>
@@ -4462,12 +4456,12 @@
             </a:spcAft>
             <a:buNone/>
           </a:pPr>
-          <a:endParaRPr lang="en-US" sz="1200" kern="1200"/>
+          <a:endParaRPr lang="en-US" sz="1300" kern="1200"/>
         </a:p>
       </dsp:txBody>
       <dsp:txXfrm rot="10800000">
-        <a:off x="2185842" y="3361424"/>
-        <a:ext cx="550489" cy="171475"/>
+        <a:off x="1953550" y="3117620"/>
+        <a:ext cx="489868" cy="190429"/>
       </dsp:txXfrm>
     </dsp:sp>
     <dsp:sp modelId="{5A86A12C-C315-44BC-830B-177A4F27848E}">
@@ -4477,8 +4471,8 @@
       </dsp:nvSpPr>
       <dsp:spPr>
         <a:xfrm>
-          <a:off x="1247740" y="3882789"/>
-          <a:ext cx="1038891" cy="1038891"/>
+          <a:off x="588460" y="3232471"/>
+          <a:ext cx="1153723" cy="1153723"/>
         </a:xfrm>
         <a:prstGeom prst="ellipse">
           <a:avLst/>
@@ -4520,12 +4514,12 @@
         </a:fontRef>
       </dsp:style>
       <dsp:txBody>
-        <a:bodyPr spcFirstLastPara="0" vert="horz" wrap="square" lIns="15240" tIns="15240" rIns="15240" bIns="15240" numCol="1" spcCol="1270" anchor="ctr" anchorCtr="0">
+        <a:bodyPr spcFirstLastPara="0" vert="horz" wrap="square" lIns="16510" tIns="16510" rIns="16510" bIns="16510" numCol="1" spcCol="1270" anchor="ctr" anchorCtr="0">
           <a:noAutofit/>
         </a:bodyPr>
         <a:lstStyle/>
         <a:p>
-          <a:pPr marL="0" lvl="0" indent="0" algn="ctr" defTabSz="533400">
+          <a:pPr marL="0" lvl="0" indent="0" algn="ctr" defTabSz="577850">
             <a:lnSpc>
               <a:spcPct val="90000"/>
             </a:lnSpc>
@@ -4538,14 +4532,14 @@
             <a:buNone/>
           </a:pPr>
           <a:r>
-            <a:rPr lang="en-US" sz="1200" b="1" kern="1200"/>
-            <a:t>Dim PC</a:t>
+            <a:rPr lang="en-US" sz="1300" b="1" kern="1200"/>
+            <a:t>Dim Channel</a:t>
           </a:r>
         </a:p>
       </dsp:txBody>
       <dsp:txXfrm>
-        <a:off x="1399882" y="4034931"/>
-        <a:ext cx="734607" cy="734607"/>
+        <a:off x="757419" y="3401430"/>
+        <a:ext cx="815805" cy="815805"/>
       </dsp:txXfrm>
     </dsp:sp>
     <dsp:sp modelId="{B3820FC6-3E87-46BF-8C6E-C90817A82E36}">
@@ -4554,9 +4548,9 @@
         <dsp:cNvSpPr/>
       </dsp:nvSpPr>
       <dsp:spPr>
-        <a:xfrm rot="9720000">
-          <a:off x="1753598" y="2837700"/>
-          <a:ext cx="636227" cy="285793"/>
+        <a:xfrm rot="11400000">
+          <a:off x="1745676" y="2402853"/>
+          <a:ext cx="585083" cy="317383"/>
         </a:xfrm>
         <a:prstGeom prst="rightArrow">
           <a:avLst>
@@ -4598,7 +4592,7 @@
         </a:bodyPr>
         <a:lstStyle/>
         <a:p>
-          <a:pPr marL="0" lvl="0" indent="0" algn="ctr" defTabSz="533400">
+          <a:pPr marL="0" lvl="0" indent="0" algn="ctr" defTabSz="577850">
             <a:lnSpc>
               <a:spcPct val="90000"/>
             </a:lnSpc>
@@ -4610,12 +4604,12 @@
             </a:spcAft>
             <a:buNone/>
           </a:pPr>
-          <a:endParaRPr lang="en-US" sz="1200" kern="1200"/>
+          <a:endParaRPr lang="en-US" sz="1300" kern="1200"/>
         </a:p>
       </dsp:txBody>
       <dsp:txXfrm rot="10800000">
-        <a:off x="1837238" y="2881612"/>
-        <a:ext cx="550489" cy="171475"/>
+        <a:off x="1840168" y="2474597"/>
+        <a:ext cx="489868" cy="190429"/>
       </dsp:txXfrm>
     </dsp:sp>
     <dsp:sp modelId="{E19E8FB1-EF22-4E8A-8F2C-3CBAE91F807A}">
@@ -4625,8 +4619,8 @@
       </dsp:nvSpPr>
       <dsp:spPr>
         <a:xfrm>
-          <a:off x="470281" y="2812710"/>
-          <a:ext cx="1038891" cy="1038891"/>
+          <a:off x="333371" y="1785789"/>
+          <a:ext cx="1153723" cy="1153723"/>
         </a:xfrm>
         <a:prstGeom prst="ellipse">
           <a:avLst/>
@@ -4668,12 +4662,12 @@
         </a:fontRef>
       </dsp:style>
       <dsp:txBody>
-        <a:bodyPr spcFirstLastPara="0" vert="horz" wrap="square" lIns="15240" tIns="15240" rIns="15240" bIns="15240" numCol="1" spcCol="1270" anchor="ctr" anchorCtr="0">
+        <a:bodyPr spcFirstLastPara="0" vert="horz" wrap="square" lIns="16510" tIns="16510" rIns="16510" bIns="16510" numCol="1" spcCol="1270" anchor="ctr" anchorCtr="0">
           <a:noAutofit/>
         </a:bodyPr>
         <a:lstStyle/>
         <a:p>
-          <a:pPr marL="0" lvl="0" indent="0" algn="ctr" defTabSz="533400">
+          <a:pPr marL="0" lvl="0" indent="0" algn="ctr" defTabSz="577850">
             <a:lnSpc>
               <a:spcPct val="90000"/>
             </a:lnSpc>
@@ -4686,14 +4680,14 @@
             <a:buNone/>
           </a:pPr>
           <a:r>
-            <a:rPr lang="en-US" sz="1200" b="1" kern="1200"/>
+            <a:rPr lang="en-US" sz="1300" b="1" kern="1200"/>
             <a:t>Dim Payment</a:t>
           </a:r>
         </a:p>
       </dsp:txBody>
       <dsp:txXfrm>
-        <a:off x="622423" y="2964852"/>
-        <a:ext cx="734607" cy="734607"/>
+        <a:off x="502330" y="1954748"/>
+        <a:ext cx="815805" cy="815805"/>
       </dsp:txXfrm>
     </dsp:sp>
     <dsp:sp modelId="{46C05014-C6A0-42D3-8F5E-D33AABC11972}">
@@ -4702,9 +4696,9 @@
         <dsp:cNvSpPr/>
       </dsp:nvSpPr>
       <dsp:spPr>
-        <a:xfrm rot="11880000">
-          <a:off x="1753598" y="2218125"/>
-          <a:ext cx="636227" cy="285793"/>
+        <a:xfrm rot="13800000">
+          <a:off x="2088430" y="1809185"/>
+          <a:ext cx="585083" cy="317383"/>
         </a:xfrm>
         <a:prstGeom prst="rightArrow">
           <a:avLst>
@@ -4746,7 +4740,7 @@
         </a:bodyPr>
         <a:lstStyle/>
         <a:p>
-          <a:pPr marL="0" lvl="0" indent="0" algn="ctr" defTabSz="533400">
+          <a:pPr marL="0" lvl="0" indent="0" algn="ctr" defTabSz="577850">
             <a:lnSpc>
               <a:spcPct val="90000"/>
             </a:lnSpc>
@@ -4758,12 +4752,12 @@
             </a:spcAft>
             <a:buNone/>
           </a:pPr>
-          <a:endParaRPr lang="en-US" sz="1200" kern="1200"/>
+          <a:endParaRPr lang="en-US" sz="1300" kern="1200"/>
         </a:p>
       </dsp:txBody>
       <dsp:txXfrm rot="10800000">
-        <a:off x="1837238" y="2288531"/>
-        <a:ext cx="550489" cy="171475"/>
+        <a:off x="2166639" y="1909131"/>
+        <a:ext cx="489868" cy="190429"/>
       </dsp:txXfrm>
     </dsp:sp>
     <dsp:sp modelId="{2E51C677-5C3D-47D9-954D-6EDE6EFD795B}">
@@ -4773,8 +4767,8 @@
       </dsp:nvSpPr>
       <dsp:spPr>
         <a:xfrm>
-          <a:off x="470281" y="1490018"/>
-          <a:ext cx="1038891" cy="1038891"/>
+          <a:off x="1067870" y="513598"/>
+          <a:ext cx="1153723" cy="1153723"/>
         </a:xfrm>
         <a:prstGeom prst="ellipse">
           <a:avLst/>
@@ -4816,12 +4810,12 @@
         </a:fontRef>
       </dsp:style>
       <dsp:txBody>
-        <a:bodyPr spcFirstLastPara="0" vert="horz" wrap="square" lIns="15240" tIns="15240" rIns="15240" bIns="15240" numCol="1" spcCol="1270" anchor="ctr" anchorCtr="0">
+        <a:bodyPr spcFirstLastPara="0" vert="horz" wrap="square" lIns="16510" tIns="16510" rIns="16510" bIns="16510" numCol="1" spcCol="1270" anchor="ctr" anchorCtr="0">
           <a:noAutofit/>
         </a:bodyPr>
         <a:lstStyle/>
         <a:p>
-          <a:pPr marL="0" lvl="0" indent="0" algn="ctr" defTabSz="533400">
+          <a:pPr marL="0" lvl="0" indent="0" algn="ctr" defTabSz="577850">
             <a:lnSpc>
               <a:spcPct val="90000"/>
             </a:lnSpc>
@@ -4834,162 +4828,14 @@
             <a:buNone/>
           </a:pPr>
           <a:r>
-            <a:rPr lang="en-US" sz="1200" b="1" kern="1200"/>
+            <a:rPr lang="en-US" sz="1300" b="1" kern="1200"/>
             <a:t>Dim Priority</a:t>
           </a:r>
         </a:p>
       </dsp:txBody>
       <dsp:txXfrm>
-        <a:off x="622423" y="1642160"/>
-        <a:ext cx="734607" cy="734607"/>
-      </dsp:txXfrm>
-    </dsp:sp>
-    <dsp:sp modelId="{8126F1EE-58D7-4D6B-85D3-B6EBABE8467B}">
-      <dsp:nvSpPr>
-        <dsp:cNvPr id="0" name=""/>
-        <dsp:cNvSpPr/>
-      </dsp:nvSpPr>
-      <dsp:spPr>
-        <a:xfrm rot="14040000">
-          <a:off x="2117775" y="1716879"/>
-          <a:ext cx="636227" cy="285793"/>
-        </a:xfrm>
-        <a:prstGeom prst="rightArrow">
-          <a:avLst>
-            <a:gd name="adj1" fmla="val 60000"/>
-            <a:gd name="adj2" fmla="val 50000"/>
-          </a:avLst>
-        </a:prstGeom>
-        <a:solidFill>
-          <a:schemeClr val="accent1">
-            <a:tint val="60000"/>
-            <a:hueOff val="0"/>
-            <a:satOff val="0"/>
-            <a:lumOff val="0"/>
-            <a:alphaOff val="0"/>
-          </a:schemeClr>
-        </a:solidFill>
-        <a:ln>
-          <a:noFill/>
-        </a:ln>
-        <a:effectLst/>
-      </dsp:spPr>
-      <dsp:style>
-        <a:lnRef idx="0">
-          <a:scrgbClr r="0" g="0" b="0"/>
-        </a:lnRef>
-        <a:fillRef idx="1">
-          <a:scrgbClr r="0" g="0" b="0"/>
-        </a:fillRef>
-        <a:effectRef idx="0">
-          <a:scrgbClr r="0" g="0" b="0"/>
-        </a:effectRef>
-        <a:fontRef idx="minor">
-          <a:schemeClr val="lt1"/>
-        </a:fontRef>
-      </dsp:style>
-      <dsp:txBody>
-        <a:bodyPr spcFirstLastPara="0" vert="horz" wrap="square" lIns="0" tIns="0" rIns="0" bIns="0" numCol="1" spcCol="1270" anchor="ctr" anchorCtr="0">
-          <a:noAutofit/>
-        </a:bodyPr>
-        <a:lstStyle/>
-        <a:p>
-          <a:pPr marL="0" lvl="0" indent="0" algn="ctr" defTabSz="533400">
-            <a:lnSpc>
-              <a:spcPct val="90000"/>
-            </a:lnSpc>
-            <a:spcBef>
-              <a:spcPct val="0"/>
-            </a:spcBef>
-            <a:spcAft>
-              <a:spcPct val="35000"/>
-            </a:spcAft>
-            <a:buNone/>
-          </a:pPr>
-          <a:endParaRPr lang="en-US" sz="1200" kern="1200"/>
-        </a:p>
-      </dsp:txBody>
-      <dsp:txXfrm rot="10800000">
-        <a:off x="2185842" y="1808720"/>
-        <a:ext cx="550489" cy="171475"/>
-      </dsp:txXfrm>
-    </dsp:sp>
-    <dsp:sp modelId="{479758A3-8D46-4123-921F-C52AA118FC3D}">
-      <dsp:nvSpPr>
-        <dsp:cNvPr id="0" name=""/>
-        <dsp:cNvSpPr/>
-      </dsp:nvSpPr>
-      <dsp:spPr>
-        <a:xfrm>
-          <a:off x="1247740" y="419938"/>
-          <a:ext cx="1038891" cy="1038891"/>
-        </a:xfrm>
-        <a:prstGeom prst="ellipse">
-          <a:avLst/>
-        </a:prstGeom>
-        <a:solidFill>
-          <a:schemeClr val="accent1">
-            <a:hueOff val="0"/>
-            <a:satOff val="0"/>
-            <a:lumOff val="0"/>
-            <a:alphaOff val="0"/>
-          </a:schemeClr>
-        </a:solidFill>
-        <a:ln w="12700" cap="flat" cmpd="sng" algn="ctr">
-          <a:solidFill>
-            <a:schemeClr val="lt1">
-              <a:hueOff val="0"/>
-              <a:satOff val="0"/>
-              <a:lumOff val="0"/>
-              <a:alphaOff val="0"/>
-            </a:schemeClr>
-          </a:solidFill>
-          <a:prstDash val="solid"/>
-          <a:miter lim="800000"/>
-        </a:ln>
-        <a:effectLst/>
-      </dsp:spPr>
-      <dsp:style>
-        <a:lnRef idx="2">
-          <a:scrgbClr r="0" g="0" b="0"/>
-        </a:lnRef>
-        <a:fillRef idx="1">
-          <a:scrgbClr r="0" g="0" b="0"/>
-        </a:fillRef>
-        <a:effectRef idx="0">
-          <a:scrgbClr r="0" g="0" b="0"/>
-        </a:effectRef>
-        <a:fontRef idx="minor">
-          <a:schemeClr val="lt1"/>
-        </a:fontRef>
-      </dsp:style>
-      <dsp:txBody>
-        <a:bodyPr spcFirstLastPara="0" vert="horz" wrap="square" lIns="15240" tIns="15240" rIns="15240" bIns="15240" numCol="1" spcCol="1270" anchor="ctr" anchorCtr="0">
-          <a:noAutofit/>
-        </a:bodyPr>
-        <a:lstStyle/>
-        <a:p>
-          <a:pPr marL="0" lvl="0" indent="0" algn="ctr" defTabSz="533400">
-            <a:lnSpc>
-              <a:spcPct val="90000"/>
-            </a:lnSpc>
-            <a:spcBef>
-              <a:spcPct val="0"/>
-            </a:spcBef>
-            <a:spcAft>
-              <a:spcPct val="35000"/>
-            </a:spcAft>
-            <a:buNone/>
-          </a:pPr>
-          <a:r>
-            <a:rPr lang="en-US" sz="1200" b="1" kern="1200"/>
-            <a:t>Dim Channel</a:t>
-          </a:r>
-        </a:p>
-      </dsp:txBody>
-      <dsp:txXfrm>
-        <a:off x="1399882" y="572080"/>
-        <a:ext cx="734607" cy="734607"/>
+        <a:off x="1236829" y="682557"/>
+        <a:ext cx="815805" cy="815805"/>
       </dsp:txXfrm>
     </dsp:sp>
   </dsp:spTree>
